--- a/_translations/fr/11_Оценка/Международная_оценка_проекта.docx
+++ b/_translations/fr/11_Оценка/Международная_оценка_проекта.docx
@@ -59,7 +59,7 @@
         <w:t>Date d'évaluation :</w:t>
       </w:r>
       <w:r>
-        <w:t xml:space="preserve"> 24.05.2026 (à des fins de négociation — pre-money, au stade « MVP + partie client finalisée » ; refactor complet après l'audit consolidé du 24.05.2026). </w:t>
+        <w:t xml:space="preserve"> fin mai 2026 (à des fins de négociation — pre-money, au stade « MVP + partie client finalisée »). La partie financière a été recalculée le 07.09.2026. </w:t>
       </w:r>
       <w:r>
         <w:rPr>
@@ -68,7 +68,7 @@
         <w:t>Standards d'évaluation :</w:t>
       </w:r>
       <w:r>
-        <w:t xml:space="preserve"> IVS 2022 (International Valuation Standards), ASA Business Valuation Standards, IFRS 13 (Évaluation à la juste valeur), 135-FZ (pour usage en Fédération de Russie). </w:t>
+        <w:t xml:space="preserve"> IVS 2025 (International Valuation Standards), ASA Business Valuation Standards, IFRS 13 (Évaluation à la juste valeur), 135-FZ (pour usage en Fédération de Russie). </w:t>
       </w:r>
       <w:r>
         <w:rPr>
@@ -96,7 +96,17 @@
         <w:t>_Мастер/Единые_показатели_v2.md</w:t>
       </w:r>
       <w:r>
-        <w:t xml:space="preserve"> (taux directeur BCR 14,5%, FX 71,55 ₽/$, ERP RF 8,13%) — Source of Truth unique pour tous les documents du projet.</w:t>
+        <w:t xml:space="preserve"> (indicateurs v5 : taux directeur BCR 14,0 %, FX 71,55 ₽/$, ERP RF 8,13 %) — source unique de vérité pour tous les documents du projet. Le rapport d'évaluation formel est </w:t>
+      </w:r>
+      <w:r>
+        <w:rPr>
+          <w:rFonts w:ascii="Consolas" w:hAnsi="Consolas"/>
+          <w:sz w:val="18"/>
+        </w:rPr>
+        <w:t>DPFSR.RU_PRICE/Отчёт_об_оценке_ЦПФСР_2026-05-26</w:t>
+      </w:r>
+      <w:r>
+        <w:t xml:space="preserve"> ; les deux sont produits par le même moteur de calcul.</w:t>
       </w:r>
     </w:p>
     <w:p>
@@ -272,7 +282,7 @@
               <w:rPr>
                 <w:sz w:val="17"/>
               </w:rPr>
-              <w:t>35 %</w:t>
+              <w:t>35 %</w:t>
             </w:r>
           </w:p>
         </w:tc>
@@ -329,7 +339,7 @@
               <w:rPr>
                 <w:sz w:val="17"/>
               </w:rPr>
-              <w:t>33,8 Md ₽</w:t>
+              <w:t>27,2 Md ₽</w:t>
             </w:r>
           </w:p>
         </w:tc>
@@ -347,7 +357,7 @@
               <w:rPr>
                 <w:sz w:val="17"/>
               </w:rPr>
-              <w:t>30 %</w:t>
+              <w:t>30 %</w:t>
             </w:r>
           </w:p>
         </w:tc>
@@ -404,7 +414,7 @@
               <w:rPr>
                 <w:sz w:val="17"/>
               </w:rPr>
-              <w:t>3,1 Md ₽</w:t>
+              <w:t>2,5 Md ₽</w:t>
             </w:r>
           </w:p>
         </w:tc>
@@ -422,7 +432,7 @@
               <w:rPr>
                 <w:sz w:val="17"/>
               </w:rPr>
-              <w:t>25 %</w:t>
+              <w:t>25 %</w:t>
             </w:r>
           </w:p>
         </w:tc>
@@ -497,7 +507,7 @@
               <w:rPr>
                 <w:sz w:val="17"/>
               </w:rPr>
-              <w:t>10 %</w:t>
+              <w:t>10 %</w:t>
             </w:r>
           </w:p>
         </w:tc>
@@ -908,7 +918,7 @@
               <w:rPr>
                 <w:sz w:val="17"/>
               </w:rPr>
-              <w:t>2025</w:t>
+              <w:t>2027</w:t>
             </w:r>
           </w:p>
         </w:tc>
@@ -962,7 +972,7 @@
               <w:rPr>
                 <w:sz w:val="17"/>
               </w:rPr>
-              <w:t>-0,72</w:t>
+              <w:t>−0,72</w:t>
             </w:r>
           </w:p>
         </w:tc>
@@ -1016,7 +1026,7 @@
               <w:rPr>
                 <w:sz w:val="17"/>
               </w:rPr>
-              <w:t>-1,02</w:t>
+              <w:t>−1,02</w:t>
             </w:r>
           </w:p>
         </w:tc>
@@ -1036,7 +1046,7 @@
               <w:rPr>
                 <w:sz w:val="17"/>
               </w:rPr>
-              <w:t>2026</w:t>
+              <w:t>2028</w:t>
             </w:r>
           </w:p>
         </w:tc>
@@ -1054,7 +1064,7 @@
               <w:rPr>
                 <w:sz w:val="17"/>
               </w:rPr>
-              <w:t>0,18</w:t>
+              <w:t>1,31</w:t>
             </w:r>
           </w:p>
         </w:tc>
@@ -1072,7 +1082,7 @@
               <w:rPr>
                 <w:sz w:val="17"/>
               </w:rPr>
-              <w:t>0,82</w:t>
+              <w:t>1,50</w:t>
             </w:r>
           </w:p>
         </w:tc>
@@ -1090,7 +1100,7 @@
               <w:rPr>
                 <w:sz w:val="17"/>
               </w:rPr>
-              <w:t>-0,64</w:t>
+              <w:t>−0,19</w:t>
             </w:r>
           </w:p>
         </w:tc>
@@ -1144,7 +1154,7 @@
               <w:rPr>
                 <w:sz w:val="17"/>
               </w:rPr>
-              <w:t>-1,06</w:t>
+              <w:t>−0,68</w:t>
             </w:r>
           </w:p>
         </w:tc>
@@ -1164,7 +1174,7 @@
               <w:rPr>
                 <w:sz w:val="17"/>
               </w:rPr>
-              <w:t>2027</w:t>
+              <w:t>2029</w:t>
             </w:r>
           </w:p>
         </w:tc>
@@ -1182,7 +1192,7 @@
               <w:rPr>
                 <w:sz w:val="17"/>
               </w:rPr>
-              <w:t>2,80</w:t>
+              <w:t>6,52</w:t>
             </w:r>
           </w:p>
         </w:tc>
@@ -1200,7 +1210,7 @@
               <w:rPr>
                 <w:sz w:val="17"/>
               </w:rPr>
-              <w:t>1,46</w:t>
+              <w:t>2,96</w:t>
             </w:r>
           </w:p>
         </w:tc>
@@ -1218,7 +1228,7 @@
               <w:rPr>
                 <w:sz w:val="17"/>
               </w:rPr>
-              <w:t>1,34</w:t>
+              <w:t>3,56</w:t>
             </w:r>
           </w:p>
         </w:tc>
@@ -1236,7 +1246,7 @@
               <w:rPr>
                 <w:sz w:val="17"/>
               </w:rPr>
-              <w:t>47,9 %</w:t>
+              <w:t>54,6 %</w:t>
             </w:r>
           </w:p>
         </w:tc>
@@ -1272,7 +1282,7 @@
               <w:rPr>
                 <w:sz w:val="17"/>
               </w:rPr>
-              <w:t>0,72</w:t>
+              <w:t>2,31</w:t>
             </w:r>
           </w:p>
         </w:tc>
@@ -1292,7 +1302,7 @@
               <w:rPr>
                 <w:sz w:val="17"/>
               </w:rPr>
-              <w:t>2028</w:t>
+              <w:t>2030</w:t>
             </w:r>
           </w:p>
         </w:tc>
@@ -1310,7 +1320,7 @@
               <w:rPr>
                 <w:sz w:val="17"/>
               </w:rPr>
-              <w:t>11,10</w:t>
+              <w:t>17,79</w:t>
             </w:r>
           </w:p>
         </w:tc>
@@ -1328,7 +1338,7 @@
               <w:rPr>
                 <w:sz w:val="17"/>
               </w:rPr>
-              <w:t>3,80</w:t>
+              <w:t>5,78</w:t>
             </w:r>
           </w:p>
         </w:tc>
@@ -1346,7 +1356,7 @@
               <w:rPr>
                 <w:sz w:val="17"/>
               </w:rPr>
-              <w:t>7,30</w:t>
+              <w:t>12,01</w:t>
             </w:r>
           </w:p>
         </w:tc>
@@ -1364,7 +1374,7 @@
               <w:rPr>
                 <w:sz w:val="17"/>
               </w:rPr>
-              <w:t>65,8 %</w:t>
+              <w:t>67,5 %</w:t>
             </w:r>
           </w:p>
         </w:tc>
@@ -1400,7 +1410,7 @@
               <w:rPr>
                 <w:sz w:val="17"/>
               </w:rPr>
-              <w:t>5,68</w:t>
+              <w:t>7,95</w:t>
             </w:r>
           </w:p>
         </w:tc>
@@ -1420,7 +1430,7 @@
               <w:rPr>
                 <w:sz w:val="17"/>
               </w:rPr>
-              <w:t>2029</w:t>
+              <w:t>2031</w:t>
             </w:r>
           </w:p>
         </w:tc>
@@ -1438,7 +1448,7 @@
               <w:rPr>
                 <w:sz w:val="17"/>
               </w:rPr>
-              <w:t>37,50</w:t>
+              <w:t>39,02</w:t>
             </w:r>
           </w:p>
         </w:tc>
@@ -1456,7 +1466,7 @@
               <w:rPr>
                 <w:sz w:val="17"/>
               </w:rPr>
-              <w:t>11,75</w:t>
+              <w:t>10,83</w:t>
             </w:r>
           </w:p>
         </w:tc>
@@ -1474,7 +1484,7 @@
               <w:rPr>
                 <w:sz w:val="17"/>
               </w:rPr>
-              <w:t>25,75</w:t>
+              <w:t>28,19</w:t>
             </w:r>
           </w:p>
         </w:tc>
@@ -1492,7 +1502,7 @@
               <w:rPr>
                 <w:sz w:val="17"/>
               </w:rPr>
-              <w:t>68,7 %</w:t>
+              <w:t>72,3 %</w:t>
             </w:r>
           </w:p>
         </w:tc>
@@ -1528,7 +1538,7 @@
               <w:rPr>
                 <w:sz w:val="17"/>
               </w:rPr>
-              <w:t>19,28</w:t>
+              <w:t>18,41</w:t>
             </w:r>
           </w:p>
         </w:tc>
@@ -1548,7 +1558,7 @@
               <w:rPr>
                 <w:sz w:val="17"/>
               </w:rPr>
-              <w:t>2030</w:t>
+              <w:t>2032</w:t>
             </w:r>
           </w:p>
         </w:tc>
@@ -1566,7 +1576,7 @@
               <w:rPr>
                 <w:sz w:val="17"/>
               </w:rPr>
-              <w:t>65,00</w:t>
+              <w:t>56,86</w:t>
             </w:r>
           </w:p>
         </w:tc>
@@ -1584,7 +1594,7 @@
               <w:rPr>
                 <w:sz w:val="17"/>
               </w:rPr>
-              <w:t>19,30</w:t>
+              <w:t>15,09</w:t>
             </w:r>
           </w:p>
         </w:tc>
@@ -1602,7 +1612,7 @@
               <w:rPr>
                 <w:sz w:val="17"/>
               </w:rPr>
-              <w:t>45,70</w:t>
+              <w:t>41,77</w:t>
             </w:r>
           </w:p>
         </w:tc>
@@ -1620,7 +1630,7 @@
               <w:rPr>
                 <w:sz w:val="17"/>
               </w:rPr>
-              <w:t>70,3 %</w:t>
+              <w:t>73,5 %</w:t>
             </w:r>
           </w:p>
         </w:tc>
@@ -1656,7 +1666,7 @@
               <w:rPr>
                 <w:sz w:val="17"/>
               </w:rPr>
-              <w:t>35,02</w:t>
+              <w:t>28,24</w:t>
             </w:r>
           </w:p>
         </w:tc>
@@ -1676,7 +1686,7 @@
               <w:rPr>
                 <w:sz w:val="17"/>
               </w:rPr>
-              <w:t>2031</w:t>
+              <w:t>2033</w:t>
             </w:r>
           </w:p>
         </w:tc>
@@ -1694,7 +1704,7 @@
               <w:rPr>
                 <w:sz w:val="17"/>
               </w:rPr>
-              <w:t>91,30</w:t>
+              <w:t>76,69</w:t>
             </w:r>
           </w:p>
         </w:tc>
@@ -1712,7 +1722,7 @@
               <w:rPr>
                 <w:sz w:val="17"/>
               </w:rPr>
-              <w:t>26,40</w:t>
+              <w:t>19,83</w:t>
             </w:r>
           </w:p>
         </w:tc>
@@ -1730,7 +1740,7 @@
               <w:rPr>
                 <w:sz w:val="17"/>
               </w:rPr>
-              <w:t>64,90</w:t>
+              <w:t>56,86</w:t>
             </w:r>
           </w:p>
         </w:tc>
@@ -1748,7 +1758,7 @@
               <w:rPr>
                 <w:sz w:val="17"/>
               </w:rPr>
-              <w:t>71,1 %</w:t>
+              <w:t>74,1 %</w:t>
             </w:r>
           </w:p>
         </w:tc>
@@ -1784,7 +1794,7 @@
               <w:rPr>
                 <w:sz w:val="17"/>
               </w:rPr>
-              <w:t>50,80</w:t>
+              <w:t>40,32</w:t>
             </w:r>
           </w:p>
         </w:tc>
@@ -1804,7 +1814,7 @@
               <w:rPr>
                 <w:sz w:val="17"/>
               </w:rPr>
-              <w:t>2032</w:t>
+              <w:t>2034</w:t>
             </w:r>
           </w:p>
         </w:tc>
@@ -1822,7 +1832,7 @@
               <w:rPr>
                 <w:sz w:val="17"/>
               </w:rPr>
-              <w:t>110,40</w:t>
+              <w:t>98,35</w:t>
             </w:r>
           </w:p>
         </w:tc>
@@ -1840,7 +1850,7 @@
               <w:rPr>
                 <w:sz w:val="17"/>
               </w:rPr>
-              <w:t>30,80</w:t>
+              <w:t>25,01</w:t>
             </w:r>
           </w:p>
         </w:tc>
@@ -1858,7 +1868,7 @@
               <w:rPr>
                 <w:sz w:val="17"/>
               </w:rPr>
-              <w:t>79,60</w:t>
+              <w:t>73,34</w:t>
             </w:r>
           </w:p>
         </w:tc>
@@ -1876,7 +1886,7 @@
               <w:rPr>
                 <w:sz w:val="17"/>
               </w:rPr>
-              <w:t>72,1 %</w:t>
+              <w:t>74,6 %</w:t>
             </w:r>
           </w:p>
         </w:tc>
@@ -1912,7 +1922,7 @@
               <w:rPr>
                 <w:sz w:val="17"/>
               </w:rPr>
-              <w:t>62,50</w:t>
+              <w:t>52,44</w:t>
             </w:r>
           </w:p>
         </w:tc>
@@ -1932,7 +1942,7 @@
               <w:rPr>
                 <w:sz w:val="17"/>
               </w:rPr>
-              <w:t>2033</w:t>
+              <w:t>2035</w:t>
             </w:r>
           </w:p>
         </w:tc>
@@ -1950,7 +1960,7 @@
               <w:rPr>
                 <w:sz w:val="17"/>
               </w:rPr>
-              <w:t>125,80</w:t>
+              <w:t>120,87</w:t>
             </w:r>
           </w:p>
         </w:tc>
@@ -1968,7 +1978,7 @@
               <w:rPr>
                 <w:sz w:val="17"/>
               </w:rPr>
-              <w:t>33,90</w:t>
+              <w:t>30,33</w:t>
             </w:r>
           </w:p>
         </w:tc>
@@ -1986,7 +1996,7 @@
               <w:rPr>
                 <w:sz w:val="17"/>
               </w:rPr>
-              <w:t>91,90</w:t>
+              <w:t>90,55</w:t>
             </w:r>
           </w:p>
         </w:tc>
@@ -2004,7 +2014,7 @@
               <w:rPr>
                 <w:sz w:val="17"/>
               </w:rPr>
-              <w:t>73,1 %</w:t>
+              <w:t>74,9 %</w:t>
             </w:r>
           </w:p>
         </w:tc>
@@ -2040,7 +2050,7 @@
               <w:rPr>
                 <w:sz w:val="17"/>
               </w:rPr>
-              <w:t>71,80</w:t>
+              <w:t>64,87</w:t>
             </w:r>
           </w:p>
         </w:tc>
@@ -2060,7 +2070,7 @@
               <w:rPr>
                 <w:sz w:val="17"/>
               </w:rPr>
-              <w:t>2034</w:t>
+              <w:t>2036</w:t>
             </w:r>
           </w:p>
         </w:tc>
@@ -2078,7 +2088,7 @@
               <w:rPr>
                 <w:sz w:val="17"/>
               </w:rPr>
-              <w:t>137,90</w:t>
+              <w:t>142,61</w:t>
             </w:r>
           </w:p>
         </w:tc>
@@ -2096,7 +2106,7 @@
               <w:rPr>
                 <w:sz w:val="17"/>
               </w:rPr>
-              <w:t>34,80</w:t>
+              <w:t>35,50</w:t>
             </w:r>
           </w:p>
         </w:tc>
@@ -2114,7 +2124,7 @@
               <w:rPr>
                 <w:sz w:val="17"/>
               </w:rPr>
-              <w:t>103,10</w:t>
+              <w:t>107,11</w:t>
             </w:r>
           </w:p>
         </w:tc>
@@ -2132,7 +2142,7 @@
               <w:rPr>
                 <w:sz w:val="17"/>
               </w:rPr>
-              <w:t>74,8 %</w:t>
+              <w:t>75,1 %</w:t>
             </w:r>
           </w:p>
         </w:tc>
@@ -2168,7 +2178,7 @@
               <w:rPr>
                 <w:sz w:val="17"/>
               </w:rPr>
-              <w:t>81,30</w:t>
+              <w:t>77,69</w:t>
             </w:r>
           </w:p>
         </w:tc>
@@ -2443,7 +2453,7 @@
               <w:rPr>
                 <w:sz w:val="17"/>
               </w:rPr>
-              <w:t>14,73%</w:t>
+              <w:t>14,73 %</w:t>
             </w:r>
           </w:p>
         </w:tc>
@@ -2519,7 +2529,7 @@
               <w:rPr>
                 <w:sz w:val="17"/>
               </w:rPr>
-              <w:t>1,5 %</w:t>
+              <w:t>2,5 %</w:t>
             </w:r>
           </w:p>
         </w:tc>
@@ -2557,7 +2567,7 @@
               <w:rPr>
                 <w:sz w:val="17"/>
               </w:rPr>
-              <w:t>2,5 %</w:t>
+              <w:t>3,0 %</w:t>
             </w:r>
           </w:p>
         </w:tc>
@@ -5009,7 +5019,7 @@
               <w:rPr>
                 <w:sz w:val="17"/>
               </w:rPr>
-              <w:t>352</w:t>
+              <w:t>355</w:t>
             </w:r>
           </w:p>
         </w:tc>
@@ -5027,7 +5037,7 @@
               <w:rPr>
                 <w:sz w:val="17"/>
               </w:rPr>
-              <w:t>35 %</w:t>
+              <w:t>35 %</w:t>
             </w:r>
           </w:p>
         </w:tc>
@@ -5045,7 +5055,7 @@
               <w:rPr>
                 <w:sz w:val="17"/>
               </w:rPr>
-              <w:t>123,2</w:t>
+              <w:t>124,25</w:t>
             </w:r>
           </w:p>
         </w:tc>
@@ -5101,7 +5111,7 @@
               <w:rPr>
                 <w:sz w:val="17"/>
               </w:rPr>
-              <w:t>30 %</w:t>
+              <w:t>30 %</w:t>
             </w:r>
           </w:p>
         </w:tc>
@@ -5175,7 +5185,7 @@
               <w:rPr>
                 <w:sz w:val="17"/>
               </w:rPr>
-              <w:t>25 %</w:t>
+              <w:t>25 %</w:t>
             </w:r>
           </w:p>
         </w:tc>
@@ -5193,7 +5203,7 @@
               <w:rPr>
                 <w:sz w:val="17"/>
               </w:rPr>
-              <w:t>8,8</w:t>
+              <w:t>8,75</w:t>
             </w:r>
           </w:p>
         </w:tc>
@@ -5249,7 +5259,7 @@
               <w:rPr>
                 <w:sz w:val="17"/>
               </w:rPr>
-              <w:t>10 %</w:t>
+              <w:t>10 %</w:t>
             </w:r>
           </w:p>
         </w:tc>
@@ -5973,7 +5983,865 @@
         <w:pStyle w:val="Heading3"/>
       </w:pPr>
       <w:r>
-        <w:t>8.1. Au CMPC (DCF)</w:t>
+        <w:t>8.1. Au taux d'actualisation (part de marché de l'année 10 : 18 %)</w:t>
+      </w:r>
+    </w:p>
+    <w:tbl>
+      <w:tblPr>
+        <w:tblStyle w:val="TableGrid"/>
+        <w:tblW w:type="auto" w:w="0"/>
+        <w:jc w:val="center"/>
+        <w:tblLook w:firstColumn="1" w:firstRow="1" w:lastColumn="0" w:lastRow="0" w:noHBand="0" w:noVBand="1" w:val="04A0"/>
+      </w:tblPr>
+      <w:tblGrid>
+        <w:gridCol w:w="2160"/>
+        <w:gridCol w:w="2160"/>
+        <w:gridCol w:w="2160"/>
+        <w:gridCol w:w="2160"/>
+      </w:tblGrid>
+      <w:tr>
+        <w:tc>
+          <w:tcPr>
+            <w:tcW w:type="dxa" w:w="2160"/>
+          </w:tcPr>
+          <w:p>
+            <w:r>
+              <w:rPr>
+                <w:b/>
+                <w:sz w:val="17"/>
+              </w:rPr>
+            </w:r>
+            <w:r>
+              <w:rPr>
+                <w:b/>
+                <w:sz w:val="17"/>
+              </w:rPr>
+              <w:t>Taux</w:t>
+            </w:r>
+          </w:p>
+        </w:tc>
+        <w:tc>
+          <w:tcPr>
+            <w:tcW w:type="dxa" w:w="2160"/>
+          </w:tcPr>
+          <w:p>
+            <w:r>
+              <w:rPr>
+                <w:b/>
+                <w:sz w:val="17"/>
+              </w:rPr>
+            </w:r>
+            <w:r>
+              <w:rPr>
+                <w:b/>
+                <w:sz w:val="17"/>
+              </w:rPr>
+              <w:t>Valeur d'entreprise, Md ₽</w:t>
+            </w:r>
+          </w:p>
+        </w:tc>
+        <w:tc>
+          <w:tcPr>
+            <w:tcW w:type="dxa" w:w="2160"/>
+          </w:tcPr>
+          <w:p>
+            <w:r>
+              <w:rPr>
+                <w:b/>
+                <w:sz w:val="17"/>
+              </w:rPr>
+            </w:r>
+            <w:r>
+              <w:rPr>
+                <w:b/>
+                <w:sz w:val="17"/>
+              </w:rPr>
+              <w:t>Valeur d'entrée par le revenu, Md ₽</w:t>
+            </w:r>
+          </w:p>
+        </w:tc>
+        <w:tc>
+          <w:tcPr>
+            <w:tcW w:type="dxa" w:w="2160"/>
+          </w:tcPr>
+          <w:p>
+            <w:r>
+              <w:rPr>
+                <w:b/>
+                <w:sz w:val="17"/>
+              </w:rPr>
+            </w:r>
+            <w:r>
+              <w:rPr>
+                <w:b/>
+                <w:sz w:val="17"/>
+              </w:rPr>
+              <w:t>Idem, M $</w:t>
+            </w:r>
+          </w:p>
+        </w:tc>
+      </w:tr>
+      <w:tr>
+        <w:tc>
+          <w:tcPr>
+            <w:tcW w:type="dxa" w:w="2160"/>
+          </w:tcPr>
+          <w:p>
+            <w:r>
+              <w:rPr>
+                <w:sz w:val="17"/>
+              </w:rPr>
+            </w:r>
+            <w:r>
+              <w:rPr>
+                <w:sz w:val="17"/>
+              </w:rPr>
+              <w:t>26,5 %</w:t>
+            </w:r>
+          </w:p>
+        </w:tc>
+        <w:tc>
+          <w:tcPr>
+            <w:tcW w:type="dxa" w:w="2160"/>
+          </w:tcPr>
+          <w:p>
+            <w:r>
+              <w:rPr>
+                <w:sz w:val="17"/>
+              </w:rPr>
+            </w:r>
+            <w:r>
+              <w:rPr>
+                <w:sz w:val="17"/>
+              </w:rPr>
+              <w:t>81,27</w:t>
+            </w:r>
+          </w:p>
+        </w:tc>
+        <w:tc>
+          <w:tcPr>
+            <w:tcW w:type="dxa" w:w="2160"/>
+          </w:tcPr>
+          <w:p>
+            <w:r>
+              <w:rPr>
+                <w:sz w:val="17"/>
+              </w:rPr>
+            </w:r>
+            <w:r>
+              <w:rPr>
+                <w:sz w:val="17"/>
+              </w:rPr>
+              <w:t>32,51</w:t>
+            </w:r>
+          </w:p>
+        </w:tc>
+        <w:tc>
+          <w:tcPr>
+            <w:tcW w:type="dxa" w:w="2160"/>
+          </w:tcPr>
+          <w:p>
+            <w:r>
+              <w:rPr>
+                <w:sz w:val="17"/>
+              </w:rPr>
+            </w:r>
+            <w:r>
+              <w:rPr>
+                <w:sz w:val="17"/>
+              </w:rPr>
+              <w:t>454</w:t>
+            </w:r>
+          </w:p>
+        </w:tc>
+      </w:tr>
+      <w:tr>
+        <w:tc>
+          <w:tcPr>
+            <w:tcW w:type="dxa" w:w="2160"/>
+          </w:tcPr>
+          <w:p>
+            <w:r>
+              <w:rPr>
+                <w:sz w:val="17"/>
+              </w:rPr>
+            </w:r>
+            <w:r>
+              <w:rPr>
+                <w:sz w:val="17"/>
+              </w:rPr>
+              <w:t>28,0 %</w:t>
+            </w:r>
+          </w:p>
+        </w:tc>
+        <w:tc>
+          <w:tcPr>
+            <w:tcW w:type="dxa" w:w="2160"/>
+          </w:tcPr>
+          <w:p>
+            <w:r>
+              <w:rPr>
+                <w:sz w:val="17"/>
+              </w:rPr>
+            </w:r>
+            <w:r>
+              <w:rPr>
+                <w:sz w:val="17"/>
+              </w:rPr>
+              <w:t>71,58</w:t>
+            </w:r>
+          </w:p>
+        </w:tc>
+        <w:tc>
+          <w:tcPr>
+            <w:tcW w:type="dxa" w:w="2160"/>
+          </w:tcPr>
+          <w:p>
+            <w:r>
+              <w:rPr>
+                <w:sz w:val="17"/>
+              </w:rPr>
+            </w:r>
+            <w:r>
+              <w:rPr>
+                <w:sz w:val="17"/>
+              </w:rPr>
+              <w:t>28,63</w:t>
+            </w:r>
+          </w:p>
+        </w:tc>
+        <w:tc>
+          <w:tcPr>
+            <w:tcW w:type="dxa" w:w="2160"/>
+          </w:tcPr>
+          <w:p>
+            <w:r>
+              <w:rPr>
+                <w:sz w:val="17"/>
+              </w:rPr>
+            </w:r>
+            <w:r>
+              <w:rPr>
+                <w:sz w:val="17"/>
+              </w:rPr>
+              <w:t>400</w:t>
+            </w:r>
+          </w:p>
+        </w:tc>
+      </w:tr>
+      <w:tr>
+        <w:tc>
+          <w:tcPr>
+            <w:tcW w:type="dxa" w:w="2160"/>
+          </w:tcPr>
+          <w:p>
+            <w:r>
+              <w:rPr>
+                <w:sz w:val="17"/>
+              </w:rPr>
+            </w:r>
+            <w:r>
+              <w:rPr>
+                <w:b/>
+                <w:sz w:val="17"/>
+              </w:rPr>
+              <w:t>29,58 % (base)</w:t>
+            </w:r>
+          </w:p>
+        </w:tc>
+        <w:tc>
+          <w:tcPr>
+            <w:tcW w:type="dxa" w:w="2160"/>
+          </w:tcPr>
+          <w:p>
+            <w:r>
+              <w:rPr>
+                <w:sz w:val="17"/>
+              </w:rPr>
+            </w:r>
+            <w:r>
+              <w:rPr>
+                <w:b/>
+                <w:sz w:val="17"/>
+              </w:rPr>
+              <w:t>62,97</w:t>
+            </w:r>
+          </w:p>
+        </w:tc>
+        <w:tc>
+          <w:tcPr>
+            <w:tcW w:type="dxa" w:w="2160"/>
+          </w:tcPr>
+          <w:p>
+            <w:r>
+              <w:rPr>
+                <w:sz w:val="17"/>
+              </w:rPr>
+            </w:r>
+            <w:r>
+              <w:rPr>
+                <w:b/>
+                <w:sz w:val="17"/>
+              </w:rPr>
+              <w:t>25,19</w:t>
+            </w:r>
+          </w:p>
+        </w:tc>
+        <w:tc>
+          <w:tcPr>
+            <w:tcW w:type="dxa" w:w="2160"/>
+          </w:tcPr>
+          <w:p>
+            <w:r>
+              <w:rPr>
+                <w:sz w:val="17"/>
+              </w:rPr>
+            </w:r>
+            <w:r>
+              <w:rPr>
+                <w:b/>
+                <w:sz w:val="17"/>
+              </w:rPr>
+              <w:t>352</w:t>
+            </w:r>
+          </w:p>
+        </w:tc>
+      </w:tr>
+      <w:tr>
+        <w:tc>
+          <w:tcPr>
+            <w:tcW w:type="dxa" w:w="2160"/>
+          </w:tcPr>
+          <w:p>
+            <w:r>
+              <w:rPr>
+                <w:sz w:val="17"/>
+              </w:rPr>
+            </w:r>
+            <w:r>
+              <w:rPr>
+                <w:sz w:val="17"/>
+              </w:rPr>
+              <w:t>31,0 %</w:t>
+            </w:r>
+          </w:p>
+        </w:tc>
+        <w:tc>
+          <w:tcPr>
+            <w:tcW w:type="dxa" w:w="2160"/>
+          </w:tcPr>
+          <w:p>
+            <w:r>
+              <w:rPr>
+                <w:sz w:val="17"/>
+              </w:rPr>
+            </w:r>
+            <w:r>
+              <w:rPr>
+                <w:sz w:val="17"/>
+              </w:rPr>
+              <w:t>56,35</w:t>
+            </w:r>
+          </w:p>
+        </w:tc>
+        <w:tc>
+          <w:tcPr>
+            <w:tcW w:type="dxa" w:w="2160"/>
+          </w:tcPr>
+          <w:p>
+            <w:r>
+              <w:rPr>
+                <w:sz w:val="17"/>
+              </w:rPr>
+            </w:r>
+            <w:r>
+              <w:rPr>
+                <w:sz w:val="17"/>
+              </w:rPr>
+              <w:t>22,54</w:t>
+            </w:r>
+          </w:p>
+        </w:tc>
+        <w:tc>
+          <w:tcPr>
+            <w:tcW w:type="dxa" w:w="2160"/>
+          </w:tcPr>
+          <w:p>
+            <w:r>
+              <w:rPr>
+                <w:sz w:val="17"/>
+              </w:rPr>
+            </w:r>
+            <w:r>
+              <w:rPr>
+                <w:sz w:val="17"/>
+              </w:rPr>
+              <w:t>315</w:t>
+            </w:r>
+          </w:p>
+        </w:tc>
+      </w:tr>
+      <w:tr>
+        <w:tc>
+          <w:tcPr>
+            <w:tcW w:type="dxa" w:w="2160"/>
+          </w:tcPr>
+          <w:p>
+            <w:r>
+              <w:rPr>
+                <w:sz w:val="17"/>
+              </w:rPr>
+            </w:r>
+            <w:r>
+              <w:rPr>
+                <w:sz w:val="17"/>
+              </w:rPr>
+              <w:t>33,0 %</w:t>
+            </w:r>
+          </w:p>
+        </w:tc>
+        <w:tc>
+          <w:tcPr>
+            <w:tcW w:type="dxa" w:w="2160"/>
+          </w:tcPr>
+          <w:p>
+            <w:r>
+              <w:rPr>
+                <w:sz w:val="17"/>
+              </w:rPr>
+            </w:r>
+            <w:r>
+              <w:rPr>
+                <w:sz w:val="17"/>
+              </w:rPr>
+              <w:t>48,50</w:t>
+            </w:r>
+          </w:p>
+        </w:tc>
+        <w:tc>
+          <w:tcPr>
+            <w:tcW w:type="dxa" w:w="2160"/>
+          </w:tcPr>
+          <w:p>
+            <w:r>
+              <w:rPr>
+                <w:sz w:val="17"/>
+              </w:rPr>
+            </w:r>
+            <w:r>
+              <w:rPr>
+                <w:sz w:val="17"/>
+              </w:rPr>
+              <w:t>19,40</w:t>
+            </w:r>
+          </w:p>
+        </w:tc>
+        <w:tc>
+          <w:tcPr>
+            <w:tcW w:type="dxa" w:w="2160"/>
+          </w:tcPr>
+          <w:p>
+            <w:r>
+              <w:rPr>
+                <w:sz w:val="17"/>
+              </w:rPr>
+            </w:r>
+            <w:r>
+              <w:rPr>
+                <w:sz w:val="17"/>
+              </w:rPr>
+              <w:t>271</w:t>
+            </w:r>
+          </w:p>
+        </w:tc>
+      </w:tr>
+    </w:tbl>
+    <w:p/>
+    <w:p>
+      <w:pPr>
+        <w:pStyle w:val="Heading3"/>
+      </w:pPr>
+      <w:r>
+        <w:t>8.2. À la part de marché (assiette de garanties 25 000 Md ₽ en 2025, indexée à 4 % par an)</w:t>
+      </w:r>
+    </w:p>
+    <w:tbl>
+      <w:tblPr>
+        <w:tblStyle w:val="TableGrid"/>
+        <w:tblW w:type="auto" w:w="0"/>
+        <w:jc w:val="center"/>
+        <w:tblLook w:firstColumn="1" w:firstRow="1" w:lastColumn="0" w:lastRow="0" w:noHBand="0" w:noVBand="1" w:val="04A0"/>
+      </w:tblPr>
+      <w:tblGrid>
+        <w:gridCol w:w="2880"/>
+        <w:gridCol w:w="2880"/>
+        <w:gridCol w:w="2880"/>
+      </w:tblGrid>
+      <w:tr>
+        <w:tc>
+          <w:tcPr>
+            <w:tcW w:type="dxa" w:w="2880"/>
+          </w:tcPr>
+          <w:p>
+            <w:r>
+              <w:rPr>
+                <w:b/>
+                <w:sz w:val="17"/>
+              </w:rPr>
+            </w:r>
+            <w:r>
+              <w:rPr>
+                <w:b/>
+                <w:sz w:val="17"/>
+              </w:rPr>
+              <w:t>Part année 10</w:t>
+            </w:r>
+          </w:p>
+        </w:tc>
+        <w:tc>
+          <w:tcPr>
+            <w:tcW w:type="dxa" w:w="2880"/>
+          </w:tcPr>
+          <w:p>
+            <w:r>
+              <w:rPr>
+                <w:b/>
+                <w:sz w:val="17"/>
+              </w:rPr>
+            </w:r>
+            <w:r>
+              <w:rPr>
+                <w:b/>
+                <w:sz w:val="17"/>
+              </w:rPr>
+              <w:t>Valeur d'entreprise, Md ₽</w:t>
+            </w:r>
+          </w:p>
+        </w:tc>
+        <w:tc>
+          <w:tcPr>
+            <w:tcW w:type="dxa" w:w="2880"/>
+          </w:tcPr>
+          <w:p>
+            <w:r>
+              <w:rPr>
+                <w:b/>
+                <w:sz w:val="17"/>
+              </w:rPr>
+            </w:r>
+            <w:r>
+              <w:rPr>
+                <w:b/>
+                <w:sz w:val="17"/>
+              </w:rPr>
+              <w:t>Valeur d'entrée par le revenu, M $</w:t>
+            </w:r>
+          </w:p>
+        </w:tc>
+      </w:tr>
+      <w:tr>
+        <w:tc>
+          <w:tcPr>
+            <w:tcW w:type="dxa" w:w="2880"/>
+          </w:tcPr>
+          <w:p>
+            <w:r>
+              <w:rPr>
+                <w:sz w:val="17"/>
+              </w:rPr>
+            </w:r>
+            <w:r>
+              <w:rPr>
+                <w:sz w:val="17"/>
+              </w:rPr>
+              <w:t>9,0 %</w:t>
+            </w:r>
+          </w:p>
+        </w:tc>
+        <w:tc>
+          <w:tcPr>
+            <w:tcW w:type="dxa" w:w="2880"/>
+          </w:tcPr>
+          <w:p>
+            <w:r>
+              <w:rPr>
+                <w:sz w:val="17"/>
+              </w:rPr>
+            </w:r>
+            <w:r>
+              <w:rPr>
+                <w:sz w:val="17"/>
+              </w:rPr>
+              <w:t>27,87</w:t>
+            </w:r>
+          </w:p>
+        </w:tc>
+        <w:tc>
+          <w:tcPr>
+            <w:tcW w:type="dxa" w:w="2880"/>
+          </w:tcPr>
+          <w:p>
+            <w:r>
+              <w:rPr>
+                <w:sz w:val="17"/>
+              </w:rPr>
+            </w:r>
+            <w:r>
+              <w:rPr>
+                <w:sz w:val="17"/>
+              </w:rPr>
+              <w:t>156</w:t>
+            </w:r>
+          </w:p>
+        </w:tc>
+      </w:tr>
+      <w:tr>
+        <w:tc>
+          <w:tcPr>
+            <w:tcW w:type="dxa" w:w="2880"/>
+          </w:tcPr>
+          <w:p>
+            <w:r>
+              <w:rPr>
+                <w:sz w:val="17"/>
+              </w:rPr>
+            </w:r>
+            <w:r>
+              <w:rPr>
+                <w:sz w:val="17"/>
+              </w:rPr>
+              <w:t>13,5 %</w:t>
+            </w:r>
+          </w:p>
+        </w:tc>
+        <w:tc>
+          <w:tcPr>
+            <w:tcW w:type="dxa" w:w="2880"/>
+          </w:tcPr>
+          <w:p>
+            <w:r>
+              <w:rPr>
+                <w:sz w:val="17"/>
+              </w:rPr>
+            </w:r>
+            <w:r>
+              <w:rPr>
+                <w:sz w:val="17"/>
+              </w:rPr>
+              <w:t>45,43</w:t>
+            </w:r>
+          </w:p>
+        </w:tc>
+        <w:tc>
+          <w:tcPr>
+            <w:tcW w:type="dxa" w:w="2880"/>
+          </w:tcPr>
+          <w:p>
+            <w:r>
+              <w:rPr>
+                <w:sz w:val="17"/>
+              </w:rPr>
+            </w:r>
+            <w:r>
+              <w:rPr>
+                <w:sz w:val="17"/>
+              </w:rPr>
+              <w:t>254</w:t>
+            </w:r>
+          </w:p>
+        </w:tc>
+      </w:tr>
+      <w:tr>
+        <w:tc>
+          <w:tcPr>
+            <w:tcW w:type="dxa" w:w="2880"/>
+          </w:tcPr>
+          <w:p>
+            <w:r>
+              <w:rPr>
+                <w:sz w:val="17"/>
+              </w:rPr>
+            </w:r>
+            <w:r>
+              <w:rPr>
+                <w:b/>
+                <w:sz w:val="17"/>
+              </w:rPr>
+              <w:t>18,0 % (base)</w:t>
+            </w:r>
+          </w:p>
+        </w:tc>
+        <w:tc>
+          <w:tcPr>
+            <w:tcW w:type="dxa" w:w="2880"/>
+          </w:tcPr>
+          <w:p>
+            <w:r>
+              <w:rPr>
+                <w:sz w:val="17"/>
+              </w:rPr>
+            </w:r>
+            <w:r>
+              <w:rPr>
+                <w:b/>
+                <w:sz w:val="17"/>
+              </w:rPr>
+              <w:t>62,97</w:t>
+            </w:r>
+          </w:p>
+        </w:tc>
+        <w:tc>
+          <w:tcPr>
+            <w:tcW w:type="dxa" w:w="2880"/>
+          </w:tcPr>
+          <w:p>
+            <w:r>
+              <w:rPr>
+                <w:sz w:val="17"/>
+              </w:rPr>
+            </w:r>
+            <w:r>
+              <w:rPr>
+                <w:b/>
+                <w:sz w:val="17"/>
+              </w:rPr>
+              <w:t>352</w:t>
+            </w:r>
+          </w:p>
+        </w:tc>
+      </w:tr>
+      <w:tr>
+        <w:tc>
+          <w:tcPr>
+            <w:tcW w:type="dxa" w:w="2880"/>
+          </w:tcPr>
+          <w:p>
+            <w:r>
+              <w:rPr>
+                <w:sz w:val="17"/>
+              </w:rPr>
+            </w:r>
+            <w:r>
+              <w:rPr>
+                <w:sz w:val="17"/>
+              </w:rPr>
+              <w:t>22,5 %</w:t>
+            </w:r>
+          </w:p>
+        </w:tc>
+        <w:tc>
+          <w:tcPr>
+            <w:tcW w:type="dxa" w:w="2880"/>
+          </w:tcPr>
+          <w:p>
+            <w:r>
+              <w:rPr>
+                <w:sz w:val="17"/>
+              </w:rPr>
+            </w:r>
+            <w:r>
+              <w:rPr>
+                <w:sz w:val="17"/>
+              </w:rPr>
+              <w:t>80,50</w:t>
+            </w:r>
+          </w:p>
+        </w:tc>
+        <w:tc>
+          <w:tcPr>
+            <w:tcW w:type="dxa" w:w="2880"/>
+          </w:tcPr>
+          <w:p>
+            <w:r>
+              <w:rPr>
+                <w:sz w:val="17"/>
+              </w:rPr>
+            </w:r>
+            <w:r>
+              <w:rPr>
+                <w:sz w:val="17"/>
+              </w:rPr>
+              <w:t>450</w:t>
+            </w:r>
+          </w:p>
+        </w:tc>
+      </w:tr>
+      <w:tr>
+        <w:tc>
+          <w:tcPr>
+            <w:tcW w:type="dxa" w:w="2880"/>
+          </w:tcPr>
+          <w:p>
+            <w:r>
+              <w:rPr>
+                <w:sz w:val="17"/>
+              </w:rPr>
+            </w:r>
+            <w:r>
+              <w:rPr>
+                <w:sz w:val="17"/>
+              </w:rPr>
+              <w:t>27,0 %</w:t>
+            </w:r>
+          </w:p>
+        </w:tc>
+        <w:tc>
+          <w:tcPr>
+            <w:tcW w:type="dxa" w:w="2880"/>
+          </w:tcPr>
+          <w:p>
+            <w:r>
+              <w:rPr>
+                <w:sz w:val="17"/>
+              </w:rPr>
+            </w:r>
+            <w:r>
+              <w:rPr>
+                <w:sz w:val="17"/>
+              </w:rPr>
+              <w:t>98,03</w:t>
+            </w:r>
+          </w:p>
+        </w:tc>
+        <w:tc>
+          <w:tcPr>
+            <w:tcW w:type="dxa" w:w="2880"/>
+          </w:tcPr>
+          <w:p>
+            <w:r>
+              <w:rPr>
+                <w:sz w:val="17"/>
+              </w:rPr>
+            </w:r>
+            <w:r>
+              <w:rPr>
+                <w:sz w:val="17"/>
+              </w:rPr>
+              <w:t>548</w:t>
+            </w:r>
+          </w:p>
+        </w:tc>
+      </w:tr>
+    </w:tbl>
+    <w:p/>
+    <w:p>
+      <w:pPr>
+        <w:ind w:left="360"/>
+      </w:pPr>
+      <w:r>
+        <w:rPr>
+          <w:i/>
+          <w:color w:val="444444"/>
+        </w:rPr>
+        <w:t>La valeur d'entrée pondérée sur quatre approches évolue différemment selon les scénarios : conservateur (part 7 %) — 164 M $, base (18 %) — 248 M $, optimiste (25 %) — 301 M $. La fourchette est resserrée parce que l'approche comparative n'est pas recalculée par scénario.</w:t>
+      </w:r>
+    </w:p>
+    <w:p>
+      <w:pPr>
+        <w:pStyle w:val="Heading3"/>
+      </w:pPr>
+      <w:r>
+        <w:t>8.3. Au taux USD/RUB (base en roubles 17,74 Md ₽)</w:t>
       </w:r>
     </w:p>
     <w:tbl>
@@ -6004,7 +6872,7 @@
                 <w:b/>
                 <w:sz w:val="17"/>
               </w:rPr>
-              <w:t>CMPC</w:t>
+              <w:t>USD/RUB</w:t>
             </w:r>
           </w:p>
         </w:tc>
@@ -6024,7 +6892,7 @@
                 <w:b/>
                 <w:sz w:val="17"/>
               </w:rPr>
-              <w:t>Pre-money DCF, M $</w:t>
+              <w:t>Valeur d'entrée, M $</w:t>
             </w:r>
           </w:p>
         </w:tc>
@@ -6044,7 +6912,7 @@
               <w:rPr>
                 <w:sz w:val="17"/>
               </w:rPr>
-              <w:t>25 %</w:t>
+              <w:t>65,00</w:t>
             </w:r>
           </w:p>
         </w:tc>
@@ -6062,7 +6930,7 @@
               <w:rPr>
                 <w:sz w:val="17"/>
               </w:rPr>
-              <w:t>340</w:t>
+              <w:t>273</w:t>
             </w:r>
           </w:p>
         </w:tc>
@@ -6082,7 +6950,7 @@
               <w:rPr>
                 <w:sz w:val="17"/>
               </w:rPr>
-              <w:t>28 %</w:t>
+              <w:t>68,00</w:t>
             </w:r>
           </w:p>
         </w:tc>
@@ -6100,7 +6968,7 @@
               <w:rPr>
                 <w:sz w:val="17"/>
               </w:rPr>
-              <w:t>285</w:t>
+              <w:t>261</w:t>
             </w:r>
           </w:p>
         </w:tc>
@@ -6121,7 +6989,7 @@
                 <w:b/>
                 <w:sz w:val="17"/>
               </w:rPr>
-              <w:t>30 % (base)</w:t>
+              <w:t>71,55 (base)</w:t>
             </w:r>
           </w:p>
         </w:tc>
@@ -6140,7 +7008,7 @@
                 <w:b/>
                 <w:sz w:val="17"/>
               </w:rPr>
-              <w:t>240</w:t>
+              <w:t>248</w:t>
             </w:r>
           </w:p>
         </w:tc>
@@ -6160,7 +7028,7 @@
               <w:rPr>
                 <w:sz w:val="17"/>
               </w:rPr>
-              <w:t>32 %</w:t>
+              <w:t>75,00</w:t>
             </w:r>
           </w:p>
         </w:tc>
@@ -6178,7 +7046,7 @@
               <w:rPr>
                 <w:sz w:val="17"/>
               </w:rPr>
-              <w:t>205</w:t>
+              <w:t>237</w:t>
             </w:r>
           </w:p>
         </w:tc>
@@ -6198,7 +7066,7 @@
               <w:rPr>
                 <w:sz w:val="17"/>
               </w:rPr>
-              <w:t>35 %</w:t>
+              <w:t>80,00</w:t>
             </w:r>
           </w:p>
         </w:tc>
@@ -6216,70 +7084,7 @@
               <w:rPr>
                 <w:sz w:val="17"/>
               </w:rPr>
-              <w:t>165</w:t>
-            </w:r>
-          </w:p>
-        </w:tc>
-      </w:tr>
-    </w:tbl>
-    <w:p/>
-    <w:p>
-      <w:pPr>
-        <w:pStyle w:val="Heading3"/>
-      </w:pPr>
-      <w:r>
-        <w:t>8.2. À la part de marché (% des 25,5 trillions ₽ de capacité de garantie)</w:t>
-      </w:r>
-    </w:p>
-    <w:tbl>
-      <w:tblPr>
-        <w:tblStyle w:val="TableGrid"/>
-        <w:tblW w:type="auto" w:w="0"/>
-        <w:jc w:val="center"/>
-        <w:tblLook w:firstColumn="1" w:firstRow="1" w:lastColumn="0" w:lastRow="0" w:noHBand="0" w:noVBand="1" w:val="04A0"/>
-      </w:tblPr>
-      <w:tblGrid>
-        <w:gridCol w:w="4320"/>
-        <w:gridCol w:w="4320"/>
-      </w:tblGrid>
-      <w:tr>
-        <w:tc>
-          <w:tcPr>
-            <w:tcW w:type="dxa" w:w="4320"/>
-          </w:tcPr>
-          <w:p>
-            <w:r>
-              <w:rPr>
-                <w:b/>
-                <w:sz w:val="17"/>
-              </w:rPr>
-            </w:r>
-            <w:r>
-              <w:rPr>
-                <w:b/>
-                <w:sz w:val="17"/>
-              </w:rPr>
-              <w:t>Part année 10</w:t>
-            </w:r>
-          </w:p>
-        </w:tc>
-        <w:tc>
-          <w:tcPr>
-            <w:tcW w:type="dxa" w:w="4320"/>
-          </w:tcPr>
-          <w:p>
-            <w:r>
-              <w:rPr>
-                <w:b/>
-                <w:sz w:val="17"/>
-              </w:rPr>
-            </w:r>
-            <w:r>
-              <w:rPr>
-                <w:b/>
-                <w:sz w:val="17"/>
-              </w:rPr>
-              <w:t>Pre-money Reasoned, M $</w:t>
+              <w:t>222</w:t>
             </w:r>
           </w:p>
         </w:tc>
@@ -6299,7 +7104,7 @@
               <w:rPr>
                 <w:sz w:val="17"/>
               </w:rPr>
-              <w:t>10 % (cons.)</w:t>
+              <w:t>89,00</w:t>
             </w:r>
           </w:p>
         </w:tc>
@@ -6317,563 +7122,7 @@
               <w:rPr>
                 <w:sz w:val="17"/>
               </w:rPr>
-              <w:t>52</w:t>
-            </w:r>
-          </w:p>
-        </w:tc>
-      </w:tr>
-      <w:tr>
-        <w:tc>
-          <w:tcPr>
-            <w:tcW w:type="dxa" w:w="4320"/>
-          </w:tcPr>
-          <w:p>
-            <w:r>
-              <w:rPr>
-                <w:sz w:val="17"/>
-              </w:rPr>
-            </w:r>
-            <w:r>
-              <w:rPr>
-                <w:sz w:val="17"/>
-              </w:rPr>
-              <w:t>18 % (base)</w:t>
-            </w:r>
-          </w:p>
-        </w:tc>
-        <w:tc>
-          <w:tcPr>
-            <w:tcW w:type="dxa" w:w="4320"/>
-          </w:tcPr>
-          <w:p>
-            <w:r>
-              <w:rPr>
-                <w:sz w:val="17"/>
-              </w:rPr>
-            </w:r>
-            <w:r>
-              <w:rPr>
-                <w:sz w:val="17"/>
-              </w:rPr>
-              <w:t>80</w:t>
-            </w:r>
-          </w:p>
-        </w:tc>
-      </w:tr>
-      <w:tr>
-        <w:tc>
-          <w:tcPr>
-            <w:tcW w:type="dxa" w:w="4320"/>
-          </w:tcPr>
-          <w:p>
-            <w:r>
-              <w:rPr>
-                <w:sz w:val="17"/>
-              </w:rPr>
-            </w:r>
-            <w:r>
-              <w:rPr>
-                <w:sz w:val="17"/>
-              </w:rPr>
-              <w:t>25 % (optim.)</w:t>
-            </w:r>
-          </w:p>
-        </w:tc>
-        <w:tc>
-          <w:tcPr>
-            <w:tcW w:type="dxa" w:w="4320"/>
-          </w:tcPr>
-          <w:p>
-            <w:r>
-              <w:rPr>
-                <w:sz w:val="17"/>
-              </w:rPr>
-            </w:r>
-            <w:r>
-              <w:rPr>
-                <w:sz w:val="17"/>
-              </w:rPr>
-              <w:t>115</w:t>
-            </w:r>
-          </w:p>
-        </w:tc>
-      </w:tr>
-    </w:tbl>
-    <w:p/>
-    <w:p>
-      <w:pPr>
-        <w:pStyle w:val="Heading3"/>
-      </w:pPr>
-      <w:r>
-        <w:t>8.3. À la courbe OpEx × délai de lancement (5×3, nouveau)</w:t>
-      </w:r>
-    </w:p>
-    <w:tbl>
-      <w:tblPr>
-        <w:tblStyle w:val="TableGrid"/>
-        <w:tblW w:type="auto" w:w="0"/>
-        <w:jc w:val="center"/>
-        <w:tblLook w:firstColumn="1" w:firstRow="1" w:lastColumn="0" w:lastRow="0" w:noHBand="0" w:noVBand="1" w:val="04A0"/>
-      </w:tblPr>
-      <w:tblGrid>
-        <w:gridCol w:w="1440"/>
-        <w:gridCol w:w="1440"/>
-        <w:gridCol w:w="1440"/>
-        <w:gridCol w:w="1440"/>
-        <w:gridCol w:w="1440"/>
-        <w:gridCol w:w="1440"/>
-      </w:tblGrid>
-      <w:tr>
-        <w:tc>
-          <w:tcPr>
-            <w:tcW w:type="dxa" w:w="1440"/>
-          </w:tcPr>
-          <w:p>
-            <w:r>
-              <w:rPr>
-                <w:b/>
-                <w:sz w:val="17"/>
-              </w:rPr>
-            </w:r>
-            <w:r>
-              <w:rPr>
-                <w:b/>
-                <w:sz w:val="17"/>
-              </w:rPr>
-              <w:t>Délai \ uplift OpEx</w:t>
-            </w:r>
-          </w:p>
-        </w:tc>
-        <w:tc>
-          <w:tcPr>
-            <w:tcW w:type="dxa" w:w="1440"/>
-          </w:tcPr>
-          <w:p>
-            <w:r>
-              <w:rPr>
-                <w:b/>
-                <w:sz w:val="17"/>
-              </w:rPr>
-            </w:r>
-            <w:r>
-              <w:rPr>
-                <w:b/>
-                <w:sz w:val="17"/>
-              </w:rPr>
-              <w:t>−10 %</w:t>
-            </w:r>
-          </w:p>
-        </w:tc>
-        <w:tc>
-          <w:tcPr>
-            <w:tcW w:type="dxa" w:w="1440"/>
-          </w:tcPr>
-          <w:p>
-            <w:r>
-              <w:rPr>
-                <w:b/>
-                <w:sz w:val="17"/>
-              </w:rPr>
-            </w:r>
-            <w:r>
-              <w:rPr>
-                <w:b/>
-                <w:sz w:val="17"/>
-              </w:rPr>
-              <w:t>0 %</w:t>
-            </w:r>
-          </w:p>
-        </w:tc>
-        <w:tc>
-          <w:tcPr>
-            <w:tcW w:type="dxa" w:w="1440"/>
-          </w:tcPr>
-          <w:p>
-            <w:r>
-              <w:rPr>
-                <w:b/>
-                <w:sz w:val="17"/>
-              </w:rPr>
-            </w:r>
-            <w:r>
-              <w:rPr>
-                <w:b/>
-                <w:sz w:val="17"/>
-              </w:rPr>
-              <w:t>+10 %</w:t>
-            </w:r>
-          </w:p>
-        </w:tc>
-        <w:tc>
-          <w:tcPr>
-            <w:tcW w:type="dxa" w:w="1440"/>
-          </w:tcPr>
-          <w:p>
-            <w:r>
-              <w:rPr>
-                <w:b/>
-                <w:sz w:val="17"/>
-              </w:rPr>
-            </w:r>
-            <w:r>
-              <w:rPr>
-                <w:b/>
-                <w:sz w:val="17"/>
-              </w:rPr>
-              <w:t>+20 %</w:t>
-            </w:r>
-          </w:p>
-        </w:tc>
-        <w:tc>
-          <w:tcPr>
-            <w:tcW w:type="dxa" w:w="1440"/>
-          </w:tcPr>
-          <w:p>
-            <w:r>
-              <w:rPr>
-                <w:b/>
-                <w:sz w:val="17"/>
-              </w:rPr>
-            </w:r>
-            <w:r>
-              <w:rPr>
-                <w:b/>
-                <w:sz w:val="17"/>
-              </w:rPr>
-              <w:t>+30 %</w:t>
-            </w:r>
-          </w:p>
-        </w:tc>
-      </w:tr>
-      <w:tr>
-        <w:tc>
-          <w:tcPr>
-            <w:tcW w:type="dxa" w:w="1440"/>
-          </w:tcPr>
-          <w:p>
-            <w:r>
-              <w:rPr>
-                <w:sz w:val="17"/>
-              </w:rPr>
-            </w:r>
-            <w:r>
-              <w:rPr>
-                <w:b/>
-                <w:sz w:val="17"/>
-              </w:rPr>
-              <w:t>−6 mois</w:t>
-            </w:r>
-          </w:p>
-        </w:tc>
-        <w:tc>
-          <w:tcPr>
-            <w:tcW w:type="dxa" w:w="1440"/>
-          </w:tcPr>
-          <w:p>
-            <w:r>
-              <w:rPr>
-                <w:sz w:val="17"/>
-              </w:rPr>
-            </w:r>
-            <w:r>
-              <w:rPr>
-                <w:sz w:val="17"/>
-              </w:rPr>
-              <w:t>110</w:t>
-            </w:r>
-          </w:p>
-        </w:tc>
-        <w:tc>
-          <w:tcPr>
-            <w:tcW w:type="dxa" w:w="1440"/>
-          </w:tcPr>
-          <w:p>
-            <w:r>
-              <w:rPr>
-                <w:sz w:val="17"/>
-              </w:rPr>
-            </w:r>
-            <w:r>
-              <w:rPr>
-                <w:sz w:val="17"/>
-              </w:rPr>
-              <w:t>102</w:t>
-            </w:r>
-          </w:p>
-        </w:tc>
-        <w:tc>
-          <w:tcPr>
-            <w:tcW w:type="dxa" w:w="1440"/>
-          </w:tcPr>
-          <w:p>
-            <w:r>
-              <w:rPr>
-                <w:sz w:val="17"/>
-              </w:rPr>
-            </w:r>
-            <w:r>
-              <w:rPr>
-                <w:sz w:val="17"/>
-              </w:rPr>
-              <w:t>94</w:t>
-            </w:r>
-          </w:p>
-        </w:tc>
-        <w:tc>
-          <w:tcPr>
-            <w:tcW w:type="dxa" w:w="1440"/>
-          </w:tcPr>
-          <w:p>
-            <w:r>
-              <w:rPr>
-                <w:sz w:val="17"/>
-              </w:rPr>
-            </w:r>
-            <w:r>
-              <w:rPr>
-                <w:sz w:val="17"/>
-              </w:rPr>
-              <w:t>86</w:t>
-            </w:r>
-          </w:p>
-        </w:tc>
-        <w:tc>
-          <w:tcPr>
-            <w:tcW w:type="dxa" w:w="1440"/>
-          </w:tcPr>
-          <w:p>
-            <w:r>
-              <w:rPr>
-                <w:sz w:val="17"/>
-              </w:rPr>
-            </w:r>
-            <w:r>
-              <w:rPr>
-                <w:sz w:val="17"/>
-              </w:rPr>
-              <w:t>78</w:t>
-            </w:r>
-          </w:p>
-        </w:tc>
-      </w:tr>
-      <w:tr>
-        <w:tc>
-          <w:tcPr>
-            <w:tcW w:type="dxa" w:w="1440"/>
-          </w:tcPr>
-          <w:p>
-            <w:r>
-              <w:rPr>
-                <w:sz w:val="17"/>
-              </w:rPr>
-            </w:r>
-            <w:r>
-              <w:rPr>
-                <w:b/>
-                <w:sz w:val="17"/>
-              </w:rPr>
-              <w:t>0 mois (base)</w:t>
-            </w:r>
-          </w:p>
-        </w:tc>
-        <w:tc>
-          <w:tcPr>
-            <w:tcW w:type="dxa" w:w="1440"/>
-          </w:tcPr>
-          <w:p>
-            <w:r>
-              <w:rPr>
-                <w:sz w:val="17"/>
-              </w:rPr>
-            </w:r>
-            <w:r>
-              <w:rPr>
-                <w:sz w:val="17"/>
-              </w:rPr>
-              <w:t>95</w:t>
-            </w:r>
-          </w:p>
-        </w:tc>
-        <w:tc>
-          <w:tcPr>
-            <w:tcW w:type="dxa" w:w="1440"/>
-          </w:tcPr>
-          <w:p>
-            <w:r>
-              <w:rPr>
-                <w:sz w:val="17"/>
-              </w:rPr>
-            </w:r>
-            <w:r>
-              <w:rPr>
-                <w:sz w:val="17"/>
-              </w:rPr>
-              <w:t>88</w:t>
-            </w:r>
-          </w:p>
-        </w:tc>
-        <w:tc>
-          <w:tcPr>
-            <w:tcW w:type="dxa" w:w="1440"/>
-          </w:tcPr>
-          <w:p>
-            <w:r>
-              <w:rPr>
-                <w:sz w:val="17"/>
-              </w:rPr>
-            </w:r>
-            <w:r>
-              <w:rPr>
-                <w:sz w:val="17"/>
-              </w:rPr>
-              <w:t>80</w:t>
-            </w:r>
-          </w:p>
-        </w:tc>
-        <w:tc>
-          <w:tcPr>
-            <w:tcW w:type="dxa" w:w="1440"/>
-          </w:tcPr>
-          <w:p>
-            <w:r>
-              <w:rPr>
-                <w:sz w:val="17"/>
-              </w:rPr>
-            </w:r>
-            <w:r>
-              <w:rPr>
-                <w:sz w:val="17"/>
-              </w:rPr>
-              <w:t>72</w:t>
-            </w:r>
-          </w:p>
-        </w:tc>
-        <w:tc>
-          <w:tcPr>
-            <w:tcW w:type="dxa" w:w="1440"/>
-          </w:tcPr>
-          <w:p>
-            <w:r>
-              <w:rPr>
-                <w:sz w:val="17"/>
-              </w:rPr>
-            </w:r>
-            <w:r>
-              <w:rPr>
-                <w:sz w:val="17"/>
-              </w:rPr>
-              <w:t>64</w:t>
-            </w:r>
-          </w:p>
-        </w:tc>
-      </w:tr>
-      <w:tr>
-        <w:tc>
-          <w:tcPr>
-            <w:tcW w:type="dxa" w:w="1440"/>
-          </w:tcPr>
-          <w:p>
-            <w:r>
-              <w:rPr>
-                <w:sz w:val="17"/>
-              </w:rPr>
-            </w:r>
-            <w:r>
-              <w:rPr>
-                <w:b/>
-                <w:sz w:val="17"/>
-              </w:rPr>
-              <w:t>+6 mois</w:t>
-            </w:r>
-          </w:p>
-        </w:tc>
-        <w:tc>
-          <w:tcPr>
-            <w:tcW w:type="dxa" w:w="1440"/>
-          </w:tcPr>
-          <w:p>
-            <w:r>
-              <w:rPr>
-                <w:sz w:val="17"/>
-              </w:rPr>
-            </w:r>
-            <w:r>
-              <w:rPr>
-                <w:sz w:val="17"/>
-              </w:rPr>
-              <w:t>75</w:t>
-            </w:r>
-          </w:p>
-        </w:tc>
-        <w:tc>
-          <w:tcPr>
-            <w:tcW w:type="dxa" w:w="1440"/>
-          </w:tcPr>
-          <w:p>
-            <w:r>
-              <w:rPr>
-                <w:sz w:val="17"/>
-              </w:rPr>
-            </w:r>
-            <w:r>
-              <w:rPr>
-                <w:sz w:val="17"/>
-              </w:rPr>
-              <w:t>68</w:t>
-            </w:r>
-          </w:p>
-        </w:tc>
-        <w:tc>
-          <w:tcPr>
-            <w:tcW w:type="dxa" w:w="1440"/>
-          </w:tcPr>
-          <w:p>
-            <w:r>
-              <w:rPr>
-                <w:sz w:val="17"/>
-              </w:rPr>
-            </w:r>
-            <w:r>
-              <w:rPr>
-                <w:sz w:val="17"/>
-              </w:rPr>
-              <w:t>61</w:t>
-            </w:r>
-          </w:p>
-        </w:tc>
-        <w:tc>
-          <w:tcPr>
-            <w:tcW w:type="dxa" w:w="1440"/>
-          </w:tcPr>
-          <w:p>
-            <w:r>
-              <w:rPr>
-                <w:sz w:val="17"/>
-              </w:rPr>
-            </w:r>
-            <w:r>
-              <w:rPr>
-                <w:sz w:val="17"/>
-              </w:rPr>
-              <w:t>54</w:t>
-            </w:r>
-          </w:p>
-        </w:tc>
-        <w:tc>
-          <w:tcPr>
-            <w:tcW w:type="dxa" w:w="1440"/>
-          </w:tcPr>
-          <w:p>
-            <w:r>
-              <w:rPr>
-                <w:sz w:val="17"/>
-              </w:rPr>
-            </w:r>
-            <w:r>
-              <w:rPr>
-                <w:sz w:val="17"/>
-              </w:rPr>
-              <w:t>47</w:t>
+              <w:t>199</w:t>
             </w:r>
           </w:p>
         </w:tc>
@@ -7282,7 +7531,7 @@
         <w:pStyle w:val="Heading3"/>
       </w:pPr>
       <w:r>
-        <w:t>8.6. Stress-test de trésorerie</w:t>
+        <w:t>8.6. Coussin de trésorerie</w:t>
       </w:r>
     </w:p>
     <w:p>
@@ -7290,7 +7539,16 @@
         <w:pStyle w:val="ListBullet"/>
       </w:pPr>
       <w:r>
-        <w:t>Pic de flux cumulé négatif — 1 701 M ₽ (fin 2028).</w:t>
+        <w:t xml:space="preserve">Le pic de besoin de financement est de </w:t>
+      </w:r>
+      <w:r>
+        <w:rPr>
+          <w:b/>
+        </w:rPr>
+        <w:t>1 701 M ₽</w:t>
+      </w:r>
+      <w:r>
+        <w:t xml:space="preserve"> (fin 2028).</w:t>
       </w:r>
     </w:p>
     <w:p>
@@ -7298,7 +7556,15 @@
         <w:pStyle w:val="ListBullet"/>
       </w:pPr>
       <w:r>
-        <w:t>Un tour de 1,8 Md ₽ (25 M $) le couvre avec un coussin de 99 M ₽.</w:t>
+        <w:t>Le tour de démarrage de 1 800 M ₽ (25 M $) le couvre avec un coussin de 99 M ₽ — environ</w:t>
+      </w:r>
+    </w:p>
+    <w:p>
+      <w:pPr>
+        <w:jc w:val="both"/>
+      </w:pPr>
+      <w:r>
+        <w:t>6 %.</w:t>
       </w:r>
     </w:p>
     <w:p>
@@ -7306,7 +7572,24 @@
         <w:pStyle w:val="ListBullet"/>
       </w:pPr>
       <w:r>
-        <w:t>Un retard d’un an au lancement porte le besoin à 3 438 M ₽ ; un retard de deux ans à 5 532 M ₽.</w:t>
+        <w:t xml:space="preserve">En cas de retard d'un an au lancement, le besoin monte à </w:t>
+      </w:r>
+      <w:r>
+        <w:rPr>
+          <w:b/>
+        </w:rPr>
+        <w:t>3 438 M ₽</w:t>
+      </w:r>
+      <w:r>
+        <w:t xml:space="preserve"> : le coussin ne</w:t>
+      </w:r>
+    </w:p>
+    <w:p>
+      <w:pPr>
+        <w:jc w:val="both"/>
+      </w:pPr>
+      <w:r>
+        <w:t>suffit plus et une seconde tranche devient nécessaire.</w:t>
       </w:r>
     </w:p>
     <w:p>
@@ -7320,7 +7603,7 @@
         <w:t>Conclusion :</w:t>
       </w:r>
       <w:r>
-        <w:t xml:space="preserve"> le tour couvre le besoin calculé, mais le coussin est mince. La date de lancement</w:t>
+        <w:t xml:space="preserve"> le tour couvre le besoin calculé, mais le coussin est mince. La date de</w:t>
       </w:r>
     </w:p>
     <w:p>
@@ -7328,7 +7611,7 @@
         <w:jc w:val="both"/>
       </w:pPr>
       <w:r>
-        <w:t>est le premier élément à surveiller.</w:t>
+        <w:t>lancement est le premier paramètre à surveiller, et un financement relais gagne à être préparé à l'avance plutôt qu'une fois l'écart constaté.</w:t>
       </w:r>
     </w:p>
     <w:p>
